--- a/docs/legal/review-2026-06-16/revised-lolo-care-inc/Legal/DRAFTS/Board Governance/01-governance-summary.docx
+++ b/docs/legal/review-2026-06-16/revised-lolo-care-inc/Legal/DRAFTS/Board Governance/01-governance-summary.docx
@@ -13,7 +13,7 @@
     </w:p>
     <w:p>
       <w:r>
-        <w:t>Company: LoLo Care Inc</w:t>
+        <w:t>Company: Lolo Care, Inc.</w:t>
       </w:r>
     </w:p>
     <w:p>
@@ -24,6 +24,32 @@
     <w:p>
       <w:r>
         <w:t>Date: [DATE]</w:t>
+      </w:r>
+    </w:p>
+    <w:p>
+      <w:pPr>
+        <w:pStyle w:val="Heading1"/>
+      </w:pPr>
+      <w:r>
+        <w:t>Official Formation Record</w:t>
+      </w:r>
+    </w:p>
+    <w:p>
+      <w:r>
+        <w:t>The Company's filed certificate of incorporation states that its legal name is Lolo Care, Inc. It was filed in Delaware on June 15, 2026, file number 10661302, and authorizes 10,000,000 shares of Common Stock with par value $0.00001 per share. The Delaware registered agent is A Registered Agent, Inc., 8 The Green, Ste A, Dover, DE 19901.</w:t>
+      </w:r>
+    </w:p>
+    <w:p>
+      <w:pPr>
+        <w:pStyle w:val="Heading1"/>
+      </w:pPr>
+      <w:r>
+        <w:t>Initial Registered-Agent Resolutions</w:t>
+      </w:r>
+    </w:p>
+    <w:p>
+      <w:r>
+        <w:t>The registered-agent incorporator resolutions dated June 21, 2026 appointed Charles Petrini-Poli as initial President, Treasurer, Secretary, and Director. The separate sole-incorporator draft in this package is superseded and should not be signed. Use the initial sole director action to add Thibaud Peverelli and confirm the final officer roles.</w:t>
       </w:r>
     </w:p>
     <w:p>
@@ -95,7 +121,7 @@
           </w:tcPr>
           <w:p>
             <w:r>
-              <w:t>Charles Petrini Poli</w:t>
+              <w:t>Charles Petrini-Poli</w:t>
             </w:r>
           </w:p>
         </w:tc>
@@ -246,7 +272,7 @@
           </w:tcPr>
           <w:p>
             <w:r>
-              <w:t>Charles Petrini Poli</w:t>
+              <w:t>Charles Petrini-Poli</w:t>
             </w:r>
           </w:p>
         </w:tc>
@@ -256,7 +282,7 @@
           </w:tcPr>
           <w:p>
             <w:r>
-              <w:t>Charles Petrini Poli</w:t>
+              <w:t>Charles Petrini-Poli</w:t>
             </w:r>
           </w:p>
         </w:tc>
@@ -341,7 +367,7 @@
         <w:pStyle w:val="ListBullet"/>
       </w:pPr>
       <w:r>
-        <w:t>if the directors deadlock, the disputed action does not proceed unless resolved under the Founder Voting and Governance Agreement.</w:t>
+        <w:t>if the directors deadlock, the Founders first discuss in good faith, then consult a mutually agreed advisor if needed, and then either Founder may call for a vote of all stockholders to resolve the issue to the extent permitted by law and the governing documents.</w:t>
       </w:r>
     </w:p>
     <w:p>
